--- a/report/tenaga-ahli/bulan-3/01-PM-Analisis-Data-Dashboard.docx
+++ b/report/tenaga-ahli/bulan-3/01-PM-Analisis-Data-Dashboard.docx
@@ -400,7 +400,7 @@
           <w:color w:val="1A1A1A"/>
           <w:sz w:val="22"/>
         </w:rPr>
-        <w:t>Laporan ini merupakan laporan bulanan ketiga atas pelaksanaan kegiatan Penyediaan dan Pengelolaan Data Statistik Pariwisata Jakarta Tahun Anggaran 2026. Bila bulan pertama difokuskan pada fondasi data dan dashboard percontohan, dan bulan kedua pada operasionalisasi platform secara mandiri serta perluasan data, maka bulan ketiga difokuskan pada penataan data di tingkat arsitektur: (1) membangun dan mengoperasikan Lake House data pariwisata tiga lapis (mentah–bersih–penyaji) yang berjalan otomatis setiap hari pada server milik Dinas, sebagai tindak lanjut arahan rapat 13 Juli 2026 mengenai kebutuhan lake house yang tetap fleksibel bila kelak dipindahkan ke basis data lain; (2) pengembangan platform lakehouse dengan Rantai Lake, yaitu konsol pengelolaan lakehouse yang sekaligus menjadi alat dashboarding — dashboard dapat disusun secara manual maupun melalui percakapan dengan asisten AI, dengan jawaban yang selalu menyertakan kueri dan sumber datanya; serta (3) memastikan seluruh tampilan data pada platform Dinas dibaca dari lake house tersebut, bukan lagi menembak layanan luar setiap kali halaman dibuka, sehingga tampilan tetap hidup meskipun layanan sumber sedang terganggu.</w:t>
+        <w:t>Laporan ini merupakan laporan bulanan ketiga atas pelaksanaan kegiatan Penyediaan dan Pengelolaan Data Statistik Pariwisata Jakarta Tahun Anggaran 2026. Bila bulan pertama difokuskan pada fondasi data dan dashboard percontohan, dan bulan kedua pada operasionalisasi platform secara mandiri serta perluasan data, maka bulan ketiga difokuskan pada penataan data di tingkat arsitektur: (1) membangun dan mengoperasikan Lake House data pariwisata tiga lapis (mentah–bersih–penyaji) yang berjalan otomatis setiap hari pada server milik Dinas, sebagai tindak lanjut arahan rapat 13 Juli 2026 mengenai kebutuhan lake house yang tetap fleksibel bila kelak dipindahkan ke basis data lain; (2) menyatukan lake house Dinas dengan Rantai Lake — platform lakehouse siap pakai milik penyedia — sebagai alat pengelolaan sekaligus alat dashboarding, sehingga dashboard dapat disusun tanpa menulis kueri, baik lewat antarmuka maupun percakapan, dengan jawaban yang selalu menyertakan kueri dan sumber datanya; serta (3) memastikan seluruh tampilan data pada platform Dinas dibaca dari lake house tersebut, bukan lagi menembak layanan luar setiap kali halaman dibuka, sehingga tampilan tetap hidup meskipun layanan sumber sedang terganggu.</w:t>
       </w:r>
     </w:p>
     <w:p>
@@ -416,7 +416,7 @@
           <w:color w:val="1A1A1A"/>
           <w:sz w:val="22"/>
         </w:rPr>
-        <w:t>Sebagai Project Manager Analisis Data dan Pembangunan Dashboard Pariwisata, tenaga ahli bertanggung jawab merencanakan dan mengoordinasikan seluruh sumber daya tim, menetapkan prioritas pekerjaan bulan ketiga (pembangunan lake house, pengembangan platform lakehouse dengan Rantai Lake, dan pemindahan seluruh tampilan data ke atas lake house), memantau progres, mengelola risiko, serta memastikan seluruh keluaran selesai sesuai standar kualitas dan harapan pemilik program.</w:t>
+        <w:t>Sebagai Project Manager Analisis Data dan Pembangunan Dashboard Pariwisata, tenaga ahli bertanggung jawab merencanakan dan mengoordinasikan seluruh sumber daya tim, menetapkan prioritas pekerjaan bulan ketiga (pembangunan lake house, penyatuannya dengan platform Rantai Lake, dan pemindahan seluruh tampilan data ke atas lake house), memantau progres, mengelola risiko, serta memastikan seluruh keluaran selesai sesuai standar kualitas dan harapan pemilik program.</w:t>
       </w:r>
     </w:p>
     <w:p>
@@ -566,7 +566,7 @@
           <w:color w:val="1A1A1A"/>
           <w:sz w:val="22"/>
         </w:rPr>
-        <w:t>Pada bulan ketiga, tenaga ahli memimpin penutupan salah satu arahan utama rapat 13 Juli 2026, yaitu penyediaan lake house data pariwisata. Lake house tiga lapis kini berjalan otomatis setiap hari pada server Dinas, memuat 225 tabel data mentah, 224 tampilan data bersih, dan 6 mart penyaji dashboard. Di atasnya dikembangkan platform lakehouse dengan Rantai Lake sebagai alat pengelolaan sekaligus alat dashboarding. Rincian realisasi terhadap uraian tugas sebagai berikut:</w:t>
+        <w:t>Pada bulan ketiga, tenaga ahli memimpin penutupan salah satu arahan utama rapat 13 Juli 2026, yaitu penyediaan lake house data pariwisata. Lake house tiga lapis kini berjalan otomatis setiap hari pada server Dinas, memuat 225 tabel data mentah, 224 tampilan data bersih, dan 6 mart penyaji dashboard. Lake house tersebut kemudian disatukan dengan Rantai Lake — platform lakehouse siap pakai milik penyedia — sebagai alat pengelolaan sekaligus alat dashboarding, tanpa perlu membangun perangkatnya sendiri. Rincian realisasi terhadap uraian tugas sebagai berikut:</w:t>
       </w:r>
     </w:p>
     <w:tbl>
@@ -657,7 +657,7 @@
                 <w:color w:val="1A1A1A"/>
                 <w:sz w:val="19"/>
               </w:rPr>
-              <w:t>Menetapkan tiga prioritas bulan ketiga (lake house berjalan otomatis, pengembangan platform lakehouse dengan Rantai Lake, dan pemindahan seluruh tampilan data ke atas lake house) serta membagi peran tim antara rekayasa data, tata kelola mutu, pengembangan dashboard, dan penyusunan dokumentasi metodologi.</w:t>
+              <w:t>Menetapkan tiga prioritas bulan ketiga (lake house berjalan otomatis, penyatuan lake house dengan platform Rantai Lake, dan pemindahan seluruh tampilan data ke atas lake house) serta membagi peran tim antara rekayasa data, tata kelola mutu, penyusunan dashboard, dan penyusunan dokumentasi metodologi.</w:t>
             </w:r>
           </w:p>
         </w:tc>
@@ -804,7 +804,7 @@
           <w:color w:val="1A1A1A"/>
           <w:sz w:val="22"/>
         </w:rPr>
-        <w:t>Berikut bukti keluaran kegiatan di bawah koordinasi Project Manager: struktur lake house yang berjalan, platform data yang membacanya, dan alat dashboarding yang dikembangkan di atasnya.</w:t>
+        <w:t>Berikut bukti keluaran kegiatan di bawah koordinasi Project Manager: struktur lake house yang berjalan, platform data yang membacanya, dan dashboard yang tersusun di atasnya melalui Rantai Lake.</w:t>
       </w:r>
     </w:p>
     <w:p>
@@ -1312,7 +1312,7 @@
           <w:color w:val="555555"/>
           <w:sz w:val="18"/>
         </w:rPr>
-        <w:t>Gambar 3. Pengembangan platform lakehouse dengan Rantai Lake — dashboard tersusun dari mart Gold, dapat dibuat manual maupun melalui percakapan.</w:t>
+        <w:t>Gambar 3. Lake house Dinas disatukan dengan platform Rantai Lake — dashboard tersusun dari mart Gold, dapat dibuat lewat antarmuka maupun percakapan.</w:t>
       </w:r>
     </w:p>
     <w:p>
@@ -1343,7 +1343,7 @@
           <w:color w:val="1A1A1A"/>
           <w:sz w:val="22"/>
         </w:rPr>
-        <w:t>Sebagai kelanjutan, tim melanjutkan pengembangan Jakarta Tourism Intelligence Platform — satu fondasi AI-Data yang menggabungkan lima kemampuan inti: Data Gathering, Lakehouse Making, Dashboarding, AI Analyst, dan Policy Insight Layer. Pada bulan ketiga ini kemampuan Lakehouse Making telah terwujud dan berjalan otomatis, kemampuan Dashboarding meningkat menjadi alat bantu mandiri bagi pengguna, dan kemampuan AI Analyst mulai berfungsi melalui asisten yang dapat menjawab pertanyaan langsung di atas data Dinas. Tahap berikutnya adalah memantapkan lapisan Policy Insight — mengubah jawaban data menjadi bahan kebijakan yang tetap dapat diaudit sampai ke baris datanya.</w:t>
+        <w:t>Sebagai kelanjutan, tim melanjutkan pengembangan Jakarta Tourism Intelligence Platform — satu fondasi AI-Data yang menggabungkan lima kemampuan inti: Data Gathering, Lakehouse Making, Dashboarding, AI Analyst, dan Policy Insight Layer. Pada bulan ketiga ini kemampuan Lakehouse Making telah terwujud dan berjalan otomatis, sedangkan kemampuan Dashboarding dan AI Analyst dipenuhi dengan menyatukan lake house Dinas dengan platform Rantai Lake yang sudah tersedia — sehingga anggaran kegiatan tidak dipakai membangun ulang perangkat yang sudah ada, melainkan untuk data dan penerapannya. Tahap berikutnya adalah memantapkan lapisan Policy Insight — mengubah jawaban data menjadi bahan kebijakan yang tetap dapat diaudit sampai ke baris datanya.</w:t>
       </w:r>
     </w:p>
     <w:p>
@@ -1359,7 +1359,7 @@
           <w:color w:val="1A1A1A"/>
           <w:sz w:val="22"/>
         </w:rPr>
-        <w:t>Dalam pengembangan platform, Project Manager berperan memutakhirkan roadmap: Fase 1 (fondasi data &amp; dashboard) dan Fase 2 (platform mandiri &amp; perluasan data) telah terpenuhi; bulan ini Fase 3 dimulai dengan berdirinya lake house dan berfungsinya AI Analyst tahap awal. Fokus berikutnya adalah pemasangan konsol Rantai Lake pada server Dinas untuk dipakai operator internal, serta penyusunan lapisan Policy Insight yang menautkan setiap angka ke KPI Disparekraf dan indikator daya saing kota.</w:t>
+        <w:t>Dalam pengembangan platform, Project Manager berperan memutakhirkan roadmap: Fase 1 (fondasi data &amp; dashboard) dan Fase 2 (platform mandiri &amp; perluasan data) telah terpenuhi; bulan ini Fase 3 dimulai dengan berdirinya lake house dan berfungsinya AI Analyst tahap awal. Fokus berikutnya adalah pemasangan Rantai Lake pada server Dinas untuk dipakai operator internal, serta penyusunan lapisan Policy Insight yang menautkan setiap angka ke KPI Disparekraf dan indikator daya saing kota.</w:t>
       </w:r>
     </w:p>
     <w:p>
@@ -1390,7 +1390,7 @@
           <w:color w:val="1A1A1A"/>
           <w:sz w:val="22"/>
         </w:rPr>
-        <w:t>Secara keseluruhan, pekerjaan bulan ketiga telah menutup kebutuhan lake house yang diarahkan pada rapat 13 Juli 2026, memindahkan seluruh tampilan data ke atasnya, dan menambah kemampuan dashboarding serta asisten data. Koordinasi tim dilanjutkan untuk pemasangan konsol di lingkungan Dinas dan penguatan lapisan analisis kebijakan.</w:t>
+        <w:t>Secara keseluruhan, pekerjaan bulan ketiga telah menutup kebutuhan lake house yang diarahkan pada rapat 13 Juli 2026, memindahkan seluruh tampilan data ke atasnya, dan menambah kemampuan dashboarding serta asisten data melalui Rantai Lake. Koordinasi tim dilanjutkan untuk pemasangan Rantai Lake di lingkungan Dinas dan penguatan lapisan analisis kebijakan.</w:t>
       </w:r>
     </w:p>
     <w:p>
